--- a/01_Submissao_CEP_Palmilha_PPC/Instrumento_Coleta_de_Dados_Palmilha_Baropodometro.docx
+++ b/01_Submissao_CEP_Palmilha_PPC/Instrumento_Coleta_de_Dados_Palmilha_Baropodometro.docx
@@ -63,9 +63,9 @@
           <w:rFonts w:ascii="Arial" w:hAnsi="Arial"/>
           <w:i/>
           <w:color w:val="505050"/>
-          <w:sz w:val="21"/>
+          <w:sz w:val="20"/>
         </w:rPr>
-        <w:t>FICHA DE ENSAIO EXPERIMENTAL – PALMILHA INTELIGENTE X BAROPODÔMETRO NA PPC</w:t>
+        <w:t>FICHA DE ENSAIO EXPERIMENTAL: PALMILHA INSTRUMENTADA X BAROPODÔMETRO NA PPC</w:t>
       </w:r>
     </w:p>
     <w:p>
@@ -76,10 +76,10 @@
         <w:rPr>
           <w:b/>
         </w:rPr>
-        <w:t xml:space="preserve">Código do Participante: </w:t>
+        <w:t xml:space="preserve">Código de Identificação do Voluntário: </w:t>
       </w:r>
       <w:r>
-        <w:t xml:space="preserve">VOL-0___ (Preservação de Sigilo e Confidencialidade)         </w:t>
+        <w:t xml:space="preserve">VOL-0___ (Sigilo Preservado - LGPD)         </w:t>
       </w:r>
       <w:r>
         <w:rPr>
@@ -95,10 +95,10 @@
         <w:rPr>
           <w:b/>
         </w:rPr>
-        <w:t xml:space="preserve">Examinador Responsável: </w:t>
+        <w:t xml:space="preserve">Pesquisador Examinador: </w:t>
       </w:r>
       <w:r>
-        <w:t xml:space="preserve">[Nome Completo do Aluno]                    </w:t>
+        <w:t xml:space="preserve">Chrysthian Chrisley Tadeu Santos Silva                    </w:t>
       </w:r>
       <w:r>
         <w:rPr>
@@ -107,7 +107,7 @@
         <w:t xml:space="preserve">Local: </w:t>
       </w:r>
       <w:r>
-        <w:t>Policlínica Piquet Carneiro (PPC/UERJ)</w:t>
+        <w:t>PPC / UERJ – Laboratório de Baropodometria</w:t>
       </w:r>
     </w:p>
     <w:p>
@@ -119,7 +119,7 @@
           <w:b/>
           <w:color w:val="143264"/>
         </w:rPr>
-        <w:t>1. DADOS ANTROPOMÉTRICOS E DE CALÇADO</w:t>
+        <w:t>1. DADOS CLÍNICOS, ANTROPOMÉTRICOS E DE CALÇADO (DIABETES MELLITUS TIPO 2)</w:t>
       </w:r>
     </w:p>
     <w:tbl>
@@ -160,9 +160,9 @@
               <w:rPr>
                 <w:sz w:val="17"/>
               </w:rPr>
-              <w:t>Idade:</w:t>
+              <w:t>Idade / Sexo:</w:t>
               <w:br/>
-              <w:t>______ anos</w:t>
+              <w:t>____ anos | (  ) F  (  ) M</w:t>
             </w:r>
           </w:p>
         </w:tc>
@@ -191,9 +191,9 @@
               <w:rPr>
                 <w:sz w:val="17"/>
               </w:rPr>
-              <w:t>Sexo Biológico:</w:t>
+              <w:t>Tempo de Diagnóstico DM2:</w:t>
               <w:br/>
-              <w:t>(  ) Feminino   (  ) Masculino</w:t>
+              <w:t>____ anos</w:t>
             </w:r>
           </w:p>
         </w:tc>
@@ -222,9 +222,9 @@
               <w:rPr>
                 <w:sz w:val="17"/>
               </w:rPr>
-              <w:t>Massa Corporal (kg):</w:t>
+              <w:t>Massa Corporal e Estatura:</w:t>
               <w:br/>
-              <w:t>______ kg</w:t>
+              <w:t>____ kg | ____ cm</w:t>
             </w:r>
           </w:p>
         </w:tc>
@@ -253,9 +253,9 @@
               <w:rPr>
                 <w:sz w:val="17"/>
               </w:rPr>
-              <w:t>Estatura (cm):</w:t>
+              <w:t>Tamanho do Calçado (BR):</w:t>
               <w:br/>
-              <w:t>______ cm</w:t>
+              <w:t>Nº ____ BR</w:t>
             </w:r>
           </w:p>
         </w:tc>
@@ -286,9 +286,9 @@
               <w:rPr>
                 <w:sz w:val="17"/>
               </w:rPr>
-              <w:t>Tamanho do Calçado:</w:t>
+              <w:t>Histórico de Úlcera Plantar:</w:t>
               <w:br/>
-              <w:t>Nº ______ BR</w:t>
+              <w:t>(  ) Não   (  ) Sim (cicatrizada)</w:t>
             </w:r>
           </w:p>
         </w:tc>
@@ -317,9 +317,9 @@
               <w:rPr>
                 <w:sz w:val="17"/>
               </w:rPr>
-              <w:t>Lado Dominante:</w:t>
+              <w:t>Teste de Sensibilidade (Monofilamento):</w:t>
               <w:br/>
-              <w:t>(  ) Direito   (  ) Esquerdo</w:t>
+              <w:t>(  ) Preservada   (  ) Reduzida</w:t>
             </w:r>
           </w:p>
         </w:tc>
@@ -348,9 +348,9 @@
               <w:rPr>
                 <w:sz w:val="17"/>
               </w:rPr>
-              <w:t>Tipo de Pé (Inspeção):</w:t>
+              <w:t>Presença de Calosidades:</w:t>
               <w:br/>
-              <w:t>(  ) Neutro  (  ) Cavo  (  ) Plano</w:t>
+              <w:t>(  ) Não   (  ) Sim: antepé / calcanhar</w:t>
             </w:r>
           </w:p>
         </w:tc>
@@ -379,9 +379,9 @@
               <w:rPr>
                 <w:sz w:val="17"/>
               </w:rPr>
-              <w:t>Presença de Calosidade:</w:t>
+              <w:t>Tipo de Arco Plantar:</w:t>
               <w:br/>
-              <w:t>(  ) Não   (  ) Sim: ____________</w:t>
+              <w:t>(  ) Neutro   (  ) Cavo   (  ) Plano</w:t>
             </w:r>
           </w:p>
         </w:tc>
@@ -396,7 +396,7 @@
           <w:b/>
           <w:color w:val="143264"/>
         </w:rPr>
-        <w:t>2. REGISTRO DE DADOS DA PLATAFORMA DE BAROPODOMETRIA (PPC/UERJ)</w:t>
+        <w:t>2. LEITURAS NA PLATAFORMA DE BAROPODOMETRIA DA PPC (PADRÃO-OURO)</w:t>
       </w:r>
     </w:p>
     <w:tbl>
@@ -483,7 +483,7 @@
                 <w:color w:val="FFFFFF"/>
                 <w:sz w:val="17"/>
               </w:rPr>
-              <w:t>Mediopé (Arco Plantar)</w:t>
+              <w:t>Mediopé (Arco)</w:t>
             </w:r>
           </w:p>
         </w:tc>
@@ -659,7 +659,7 @@
                 <w:b/>
                 <w:sz w:val="17"/>
               </w:rPr>
-              <w:t>Pressão Pico Dinâmica (kPa):</w:t>
+              <w:t>Pressão Pico Dinâmica na Marcha (kPa):</w:t>
             </w:r>
           </w:p>
         </w:tc>
@@ -778,7 +778,7 @@
                 <w:b/>
                 <w:sz w:val="17"/>
               </w:rPr>
-              <w:t>Distribuição de Carga (%):</w:t>
+              <w:t>Distribuição Relativa de Carga (%):</w:t>
             </w:r>
           </w:p>
         </w:tc>
@@ -880,7 +880,7 @@
           <w:b/>
           <w:color w:val="143264"/>
         </w:rPr>
-        <w:t>3. REGISTRO DE DADOS DA PALMILHA INTELIGENTE (SENSORES EMBARCADOS)</w:t>
+        <w:t>3. LEITURAS DA PALMILHA (SENSORES FSR 402 E ADC DO WEMOS LOLIN D32)</w:t>
       </w:r>
     </w:p>
     <w:tbl>
@@ -917,7 +917,7 @@
                 <w:color w:val="FFFFFF"/>
                 <w:sz w:val="17"/>
               </w:rPr>
-              <w:t>Variável do Wearable</w:t>
+              <w:t>Parâmetro do Protótipo</w:t>
             </w:r>
           </w:p>
         </w:tc>
@@ -1024,7 +1024,7 @@
                 <w:b/>
                 <w:sz w:val="17"/>
               </w:rPr>
-              <w:t>Tensão / Leitura ADC (mV):</w:t>
+              <w:t>Leitura ADC (0 a 4095 pts):</w:t>
             </w:r>
           </w:p>
         </w:tc>
@@ -1053,7 +1053,7 @@
               <w:rPr>
                 <w:sz w:val="17"/>
               </w:rPr>
-              <w:t>____________ mV</w:t>
+              <w:t>____________ pts</w:t>
             </w:r>
           </w:p>
         </w:tc>
@@ -1082,7 +1082,7 @@
               <w:rPr>
                 <w:sz w:val="17"/>
               </w:rPr>
-              <w:t>____________ mV</w:t>
+              <w:t>____________ pts</w:t>
             </w:r>
           </w:p>
         </w:tc>
@@ -1111,7 +1111,7 @@
               <w:rPr>
                 <w:sz w:val="17"/>
               </w:rPr>
-              <w:t>____________ mV</w:t>
+              <w:t>____________ pts</w:t>
             </w:r>
           </w:p>
         </w:tc>
@@ -1143,7 +1143,7 @@
                 <w:b/>
                 <w:sz w:val="17"/>
               </w:rPr>
-              <w:t>Pressão Estimada (kPa):</w:t>
+              <w:t>Pressão Convertida (kPa):</w:t>
             </w:r>
           </w:p>
         </w:tc>
@@ -1262,7 +1262,7 @@
                 <w:b/>
                 <w:sz w:val="17"/>
               </w:rPr>
-              <w:t>Diferencial Baropodômetro (%):</w:t>
+              <w:t>Desvio frente ao Baropodômetro (%):</w:t>
             </w:r>
           </w:p>
         </w:tc>
@@ -1364,7 +1364,7 @@
           <w:b/>
           <w:color w:val="143264"/>
         </w:rPr>
-        <w:t>4. MONITORAMENTO TÉRMICO, HIGROMÉTRICO E PERCEPÇÃO DE USABILIDADE</w:t>
+        <w:t>4. MONITORAMENTO MICROCLIMÁTICO (DHT22) E USABILIDADE DO PROTÓTIPO</w:t>
       </w:r>
     </w:p>
     <w:tbl>
@@ -1404,7 +1404,7 @@
               <w:rPr>
                 <w:sz w:val="17"/>
               </w:rPr>
-              <w:t>Temperatura Inicial (pré-teste):</w:t>
+              <w:t>Temperatura Inicial (pré-marcha):</w:t>
               <w:br/>
               <w:t>_______ ºC</w:t>
             </w:r>
@@ -1435,9 +1435,9 @@
               <w:rPr>
                 <w:sz w:val="17"/>
               </w:rPr>
-              <w:t>Temperatura Final (pós-teste):</w:t>
+              <w:t>Temperatura Final (pós-marcha):</w:t>
               <w:br/>
-              <w:t>_______ ºC (Variação: ΔT = ______ ºC)</w:t>
+              <w:t>_______ ºC (ΔT = ______ ºC)</w:t>
             </w:r>
           </w:p>
         </w:tc>
@@ -1463,11 +1463,11 @@
               <w:rPr>
                 <w:sz w:val="17"/>
               </w:rPr>
-              <w:t>Estabilidade na Marcha:</w:t>
+              <w:t>Estabilidade da Marcha:</w:t>
               <w:br/>
-              <w:t>(1 a 5, 5 = Muito Estável)</w:t>
+              <w:t>(1 a 5, 5 = Excelente estabilidade)</w:t>
               <w:br/>
-              <w:t>Nota: [    ]</w:t>
+              <w:t>Nota do Paciente: [    ]</w:t>
             </w:r>
           </w:p>
         </w:tc>
@@ -1531,7 +1531,7 @@
               </w:rPr>
               <w:t>Umidade Relativa Final:</w:t>
               <w:br/>
-              <w:t>_______ % (Variação: ΔUR = ______ %)</w:t>
+              <w:t>_______ % (ΔUR = ______ %)</w:t>
             </w:r>
           </w:p>
         </w:tc>
@@ -1557,11 +1557,11 @@
               <w:rPr>
                 <w:sz w:val="17"/>
               </w:rPr>
-              <w:t>Conforto Geral Percebido:</w:t>
+              <w:t>Conforto e Leveza (Módulo 7,5g):</w:t>
               <w:br/>
-              <w:t>(1 a 5, 5 = Muito Confortável)</w:t>
+              <w:t>(1 a 5, 5 = Muito confortável e leve)</w:t>
               <w:br/>
-              <w:t>Nota: [    ]</w:t>
+              <w:t>Nota do Paciente: [    ]</w:t>
             </w:r>
           </w:p>
         </w:tc>
@@ -1576,7 +1576,7 @@
           <w:b/>
           <w:color w:val="143264"/>
         </w:rPr>
-        <w:t>5. CHECKLIST DE BIOSSEGURANÇA E HIGIENE DO PROTÓTIPO</w:t>
+        <w:t>5. CHECKLIST DE ASSEPSIA E SEGURANÇA OPERACIONAL</w:t>
       </w:r>
     </w:p>
     <w:p>
@@ -1587,15 +1587,19 @@
         <w:rPr>
           <w:sz w:val="17"/>
         </w:rPr>
-        <w:t>[  ] Desinfecção mecânica da palmilha com álcool 70% realizada antes do ensaio.</w:t>
+        <w:t>[  ] Desinfecção mecânica da palmilha com álcool 70% realizada antes do início do teste.</w:t>
         <w:br/>
-        <w:t>[  ] Colocação de meia de barreira descartável limpa no pé do participante confirmada.</w:t>
+        <w:t>[  ] Colocação de meia descartável nova no pé do voluntário antes de calçar a palmilha.</w:t>
         <w:br/>
-        <w:t>[  ] Verificação da integridade do revestimento elétrico e isolamento térmico da bateria.</w:t>
+        <w:t>[  ] Inspeção física do pé do voluntário (ausência de feridas abertas ou úlceras ativas).</w:t>
         <w:br/>
-        <w:t>[  ] Desinfecção com álcool 70% realizada imediatamente após o término do ensaio.</w:t>
+        <w:t>[  ] Verificação da fixação do conector JST PH 2.0mm e isolamento da bateria LiPo 600mAh.</w:t>
         <w:br/>
-        <w:t>[  ] Ausência de queixas de dor, calosidade, aquecimento ou desconforto agudo pelo participante.</w:t>
+        <w:t>[  ] Confirmação da gravação de segurança no cartão MicroSD do Wemos Lolin D32.</w:t>
+        <w:br/>
+        <w:t>[  ] Desinfecção com álcool 70% repetida imediatamente após o término do ensaio.</w:t>
+        <w:br/>
+        <w:t>[  ] Ausência de dor aguda, desequilíbrio ou sensação de aquecimento térmico anômalo.</w:t>
       </w:r>
     </w:p>
     <w:p>
@@ -1607,7 +1611,7 @@
         <w:rPr>
           <w:sz w:val="18"/>
         </w:rPr>
-        <w:t>Assinatura do Pesquisador Responsável: _____________________________________</w:t>
+        <w:t>Assinatura do Pesquisador Responsável: Chrysthian Chrisley Tadeu Santos Silva _____________________________________</w:t>
       </w:r>
     </w:p>
     <w:sectPr>

--- a/01_Submissao_CEP_Palmilha_PPC/Instrumento_Coleta_de_Dados_Palmilha_Baropodometro.docx
+++ b/01_Submissao_CEP_Palmilha_PPC/Instrumento_Coleta_de_Dados_Palmilha_Baropodometro.docx
@@ -1364,7 +1364,7 @@
           <w:b/>
           <w:color w:val="143264"/>
         </w:rPr>
-        <w:t>4. MONITORAMENTO MICROCLIMÁTICO (DHT22) E USABILIDADE DO PROTÓTIPO</w:t>
+        <w:t>4. MONITORAMENTO MICROCLIMÁTICO (SENSIRION SHT31-D I2C) E USABILIDADE</w:t>
       </w:r>
     </w:p>
     <w:tbl>
@@ -1404,9 +1404,9 @@
               <w:rPr>
                 <w:sz w:val="17"/>
               </w:rPr>
-              <w:t>Temperatura Inicial (pré-marcha):</w:t>
+              <w:t>Temperatura SHT31 Inicial (pré-marcha):</w:t>
               <w:br/>
-              <w:t>_______ ºC</w:t>
+              <w:t>_______ ºC (Precisão ±0,3ºC)</w:t>
             </w:r>
           </w:p>
         </w:tc>
@@ -1435,7 +1435,7 @@
               <w:rPr>
                 <w:sz w:val="17"/>
               </w:rPr>
-              <w:t>Temperatura Final (pós-marcha):</w:t>
+              <w:t>Temperatura SHT31 Final (pós-marcha):</w:t>
               <w:br/>
               <w:t>_______ ºC (ΔT = ______ ºC)</w:t>
             </w:r>
@@ -1498,9 +1498,9 @@
               <w:rPr>
                 <w:sz w:val="17"/>
               </w:rPr>
-              <w:t>Umidade Relativa Inicial:</w:t>
+              <w:t>Umidade Relativa SHT31 Inicial:</w:t>
               <w:br/>
-              <w:t>_______ %</w:t>
+              <w:t>_______ % (Precisão ±2% UR)</w:t>
             </w:r>
           </w:p>
         </w:tc>
@@ -1529,7 +1529,7 @@
               <w:rPr>
                 <w:sz w:val="17"/>
               </w:rPr>
-              <w:t>Umidade Relativa Final:</w:t>
+              <w:t>Umidade Relativa SHT31 Final:</w:t>
               <w:br/>
               <w:t>_______ % (ΔUR = ______ %)</w:t>
             </w:r>
@@ -1557,9 +1557,9 @@
               <w:rPr>
                 <w:sz w:val="17"/>
               </w:rPr>
-              <w:t>Conforto e Leveza (Módulo 7,5g):</w:t>
+              <w:t>Conforto e Usabilidade (Perfil Ultraplano):</w:t>
               <w:br/>
-              <w:t>(1 a 5, 5 = Muito confortável e leve)</w:t>
+              <w:t>(1 a 5, 5 = Muito confortável e imperceptível)</w:t>
               <w:br/>
               <w:t>Nota do Paciente: [    ]</w:t>
             </w:r>
@@ -1587,19 +1587,21 @@
         <w:rPr>
           <w:sz w:val="17"/>
         </w:rPr>
-        <w:t>[  ] Desinfecção mecânica da palmilha com álcool 70% realizada antes do início do teste.</w:t>
+        <w:t>[  ] Desinfecção mecânica da palmilha e superfícies com álcool 70% realizada antes do teste.</w:t>
         <w:br/>
         <w:t>[  ] Colocação de meia descartável nova no pé do voluntário antes de calçar a palmilha.</w:t>
         <w:br/>
         <w:t>[  ] Inspeção física do pé do voluntário (ausência de feridas abertas ou úlceras ativas).</w:t>
         <w:br/>
-        <w:t>[  ] Verificação da fixação do conector JST PH 2.0mm e isolamento da bateria LiPo 600mAh.</w:t>
+        <w:t>[  ] Verificação da integridade do conector JST PH 2.0mm e bateria LiPo 600mAh.</w:t>
         <w:br/>
-        <w:t>[  ] Confirmação da gravação de segurança no cartão MicroSD do Wemos Lolin D32.</w:t>
+        <w:t>[  ] Verificação da conexão do barramento I2C do sensor SHT31-D (endereço 0x44 ativo).</w:t>
+        <w:br/>
+        <w:t>[  ] Confirmação da gravação de redundância no cartão MicroSD do Wemos Lolin D32.</w:t>
         <w:br/>
         <w:t>[  ] Desinfecção com álcool 70% repetida imediatamente após o término do ensaio.</w:t>
         <w:br/>
-        <w:t>[  ] Ausência de dor aguda, desequilíbrio ou sensação de aquecimento térmico anômalo.</w:t>
+        <w:t>[  ] Ausência de dor, atrito mecânico, calosidade ou aquecimento térmico anômalo.</w:t>
       </w:r>
     </w:p>
     <w:p>
